--- a/PFRM MEMO.docx
+++ b/PFRM MEMO.docx
@@ -4,6 +4,36 @@
   <w:body>
     <w:p>
       <w:pPr>
+        <w:spacing w:before="100" w:beforeAutospacing="1" w:after="100" w:afterAutospacing="1" w:line="240" w:lineRule="auto"/>
+        <w:jc w:val="center"/>
+        <w:rPr>
+          <w:rFonts w:ascii="Arial" w:eastAsia="Times New Roman" w:hAnsi="Arial" w:cs="Arial"/>
+          <w:b/>
+          <w:sz w:val="24"/>
+          <w:szCs w:val="24"/>
+        </w:rPr>
+      </w:pPr>
+      <w:r>
+        <w:rPr>
+          <w:rFonts w:ascii="Arial" w:eastAsia="Times New Roman" w:hAnsi="Arial" w:cs="Arial"/>
+          <w:b/>
+          <w:sz w:val="24"/>
+          <w:szCs w:val="24"/>
+        </w:rPr>
+        <w:t>KENYA INSTI</w:t>
+      </w:r>
+      <w:r>
+        <w:rPr>
+          <w:rFonts w:ascii="Arial" w:eastAsia="Times New Roman" w:hAnsi="Arial" w:cs="Arial"/>
+          <w:b/>
+          <w:sz w:val="24"/>
+          <w:szCs w:val="24"/>
+        </w:rPr>
+        <w:t>TUTE OF PRIMATE RESEARCH</w:t>
+      </w:r>
+    </w:p>
+    <w:p>
+      <w:pPr>
         <w:spacing w:line="240" w:lineRule="auto"/>
         <w:jc w:val="center"/>
         <w:rPr>
@@ -93,6 +123,7 @@
         <w:pStyle w:val="NormalWeb"/>
         <w:rPr>
           <w:rFonts w:ascii="Arial" w:hAnsi="Arial" w:cs="Arial"/>
+          <w:b/>
         </w:rPr>
       </w:pPr>
       <w:r>
@@ -114,6 +145,19 @@
         </w:rPr>
         <w:t xml:space="preserve"> Director, research and product development</w:t>
       </w:r>
+      <w:r>
+        <w:rPr>
+          <w:rFonts w:ascii="Arial" w:hAnsi="Arial" w:cs="Arial"/>
+        </w:rPr>
+        <w:t xml:space="preserve"> </w:t>
+      </w:r>
+      <w:r>
+        <w:rPr>
+          <w:rFonts w:ascii="Arial" w:hAnsi="Arial" w:cs="Arial"/>
+          <w:b/>
+        </w:rPr>
+        <w:t xml:space="preserve">(Copied for information) </w:t>
+      </w:r>
     </w:p>
     <w:p>
       <w:pPr>
@@ -139,181 +183,258 @@
         <w:rPr>
           <w:rFonts w:ascii="Arial" w:hAnsi="Arial" w:cs="Arial"/>
         </w:rPr>
-        <w:t xml:space="preserve"> Patrick Waweru Mwaura, D</w:t>
+        <w:t xml:space="preserve"> </w:t>
       </w:r>
       <w:r>
         <w:rPr>
           <w:rFonts w:ascii="Arial" w:hAnsi="Arial" w:cs="Arial"/>
         </w:rPr>
-        <w:t>ata Science and Analytics S</w:t>
+        <w:t>Officer-in-Charge</w:t>
       </w:r>
       <w:r>
         <w:rPr>
           <w:rFonts w:ascii="Arial" w:hAnsi="Arial" w:cs="Arial"/>
         </w:rPr>
-        <w:t>ection</w:t>
-      </w:r>
-      <w:r>
-        <w:rPr>
-          <w:rFonts w:ascii="Arial" w:hAnsi="Arial" w:cs="Arial"/>
-        </w:rPr>
-        <w:br/>
-      </w:r>
-    </w:p>
-    <w:p>
-      <w:pPr>
-        <w:pStyle w:val="NormalWeb"/>
-        <w:rPr>
-          <w:rFonts w:ascii="Arial" w:hAnsi="Arial" w:cs="Arial"/>
-          <w:b/>
-          <w:u w:val="single"/>
-        </w:rPr>
-      </w:pPr>
-      <w:r>
-        <w:rPr>
-          <w:rFonts w:ascii="Arial" w:hAnsi="Arial" w:cs="Arial"/>
-          <w:b/>
-          <w:u w:val="single"/>
-        </w:rPr>
-        <w:t>SUBJECT: NOMINATION FOR INCLUSION IN PFRM ACT TRAINING FOR RESEARCH SCIENTISTS</w:t>
-      </w:r>
-    </w:p>
-    <w:p>
-      <w:pPr>
-        <w:spacing w:line="240" w:lineRule="auto"/>
-        <w:jc w:val="both"/>
-        <w:rPr>
-          <w:rFonts w:ascii="Arial" w:eastAsia="Times New Roman" w:hAnsi="Arial" w:cs="Arial"/>
-          <w:sz w:val="24"/>
-          <w:szCs w:val="24"/>
-        </w:rPr>
-      </w:pPr>
-      <w:r>
-        <w:rPr>
-          <w:rFonts w:ascii="Arial" w:eastAsia="Times New Roman" w:hAnsi="Arial" w:cs="Arial"/>
-          <w:sz w:val="24"/>
-          <w:szCs w:val="24"/>
-        </w:rPr>
-        <w:t xml:space="preserve">Following your guidance regarding the PFRM Act training programme for Research Scientists scheduled to commence on 25 May 2026, I submit my nomination for </w:t>
-      </w:r>
-      <w:r>
-        <w:rPr>
-          <w:rFonts w:ascii="Arial" w:eastAsia="Times New Roman" w:hAnsi="Arial" w:cs="Arial"/>
-          <w:sz w:val="24"/>
-          <w:szCs w:val="24"/>
-        </w:rPr>
-        <w:t>inclusion in the said training.</w:t>
-      </w:r>
-    </w:p>
-    <w:p>
-      <w:pPr>
-        <w:spacing w:line="240" w:lineRule="auto"/>
-        <w:jc w:val="both"/>
-        <w:rPr>
-          <w:rFonts w:ascii="Arial" w:eastAsia="Times New Roman" w:hAnsi="Arial" w:cs="Arial"/>
-          <w:sz w:val="24"/>
-          <w:szCs w:val="24"/>
-        </w:rPr>
-      </w:pPr>
-      <w:r>
-        <w:rPr>
-          <w:rFonts w:ascii="Arial" w:eastAsia="Times New Roman" w:hAnsi="Arial" w:cs="Arial"/>
-          <w:sz w:val="24"/>
-          <w:szCs w:val="24"/>
-        </w:rPr>
-        <w:t>The Data Science and Analytics Section supports institutional performance monitoring and development of data systems that enhance accountability and compliance across institutional processes.</w:t>
-      </w:r>
-    </w:p>
-    <w:p>
-      <w:pPr>
-        <w:spacing w:line="240" w:lineRule="auto"/>
-        <w:jc w:val="both"/>
-        <w:rPr>
-          <w:rFonts w:ascii="Arial" w:eastAsia="Times New Roman" w:hAnsi="Arial" w:cs="Arial"/>
-          <w:sz w:val="24"/>
-          <w:szCs w:val="24"/>
-        </w:rPr>
-      </w:pPr>
-      <w:r>
-        <w:rPr>
-          <w:rFonts w:ascii="Arial" w:eastAsia="Times New Roman" w:hAnsi="Arial" w:cs="Arial"/>
-          <w:sz w:val="24"/>
-          <w:szCs w:val="24"/>
-        </w:rPr>
-        <w:t>Participation in this training will strengthen the section’s capacity in compliance monitoring, institutional accountability, and alignment of institutional data systems with public finan</w:t>
-      </w:r>
-      <w:r>
-        <w:rPr>
-          <w:rFonts w:ascii="Arial" w:eastAsia="Times New Roman" w:hAnsi="Arial" w:cs="Arial"/>
-          <w:sz w:val="24"/>
-          <w:szCs w:val="24"/>
-        </w:rPr>
-        <w:t>ce and governance requirements.</w:t>
-      </w:r>
-    </w:p>
-    <w:p>
-      <w:pPr>
-        <w:spacing w:line="240" w:lineRule="auto"/>
-        <w:jc w:val="both"/>
-        <w:rPr>
-          <w:rFonts w:ascii="Arial" w:eastAsia="Times New Roman" w:hAnsi="Arial" w:cs="Arial"/>
-          <w:sz w:val="24"/>
-          <w:szCs w:val="24"/>
-        </w:rPr>
-      </w:pPr>
-      <w:r>
-        <w:rPr>
-          <w:rFonts w:ascii="Arial" w:eastAsia="Times New Roman" w:hAnsi="Arial" w:cs="Arial"/>
-          <w:sz w:val="24"/>
-          <w:szCs w:val="24"/>
-        </w:rPr>
-        <w:t>Kindly note that preliminary communication from the coordination team indicates that the worksh</w:t>
-      </w:r>
-      <w:r>
-        <w:rPr>
-          <w:rFonts w:ascii="Arial" w:eastAsia="Times New Roman" w:hAnsi="Arial" w:cs="Arial"/>
-          <w:sz w:val="24"/>
-          <w:szCs w:val="24"/>
-        </w:rPr>
-        <w:t>op venue is expected to be KARLO</w:t>
-      </w:r>
-      <w:r>
-        <w:rPr>
-          <w:rFonts w:ascii="Arial" w:eastAsia="Times New Roman" w:hAnsi="Arial" w:cs="Arial"/>
-          <w:sz w:val="24"/>
-          <w:szCs w:val="24"/>
-        </w:rPr>
-        <w:t xml:space="preserve"> Seeds, Thika (along Thika–Kandara road, near Dell-view area, past Blue Post),</w:t>
-      </w:r>
-      <w:r>
-        <w:rPr>
-          <w:rFonts w:ascii="Arial" w:eastAsia="Times New Roman" w:hAnsi="Arial" w:cs="Arial"/>
-          <w:sz w:val="24"/>
-          <w:szCs w:val="24"/>
-        </w:rPr>
-        <w:t xml:space="preserve"> subject to final confirmation.</w:t>
+        <w:t>, Data Science and Analytics Section</w:t>
       </w:r>
       <w:bookmarkStart w:id="0" w:name="_GoBack"/>
       <w:bookmarkEnd w:id="0"/>
     </w:p>
     <w:p>
       <w:pPr>
-        <w:spacing w:line="240" w:lineRule="auto"/>
+        <w:pStyle w:val="NormalWeb"/>
+        <w:rPr>
+          <w:rFonts w:ascii="Arial" w:hAnsi="Arial" w:cs="Arial"/>
+        </w:rPr>
+      </w:pPr>
+      <w:r>
+        <w:rPr>
+          <w:rFonts w:ascii="Arial" w:hAnsi="Arial" w:cs="Arial"/>
+        </w:rPr>
+        <w:t>REF: KIPRE/DG/ADM/DSAS/25/9/20190118042</w:t>
+      </w:r>
+    </w:p>
+    <w:p>
+      <w:pPr>
+        <w:spacing w:before="100" w:beforeAutospacing="1" w:after="100" w:afterAutospacing="1" w:line="240" w:lineRule="auto"/>
+        <w:rPr>
+          <w:rFonts w:ascii="Arial" w:eastAsia="Times New Roman" w:hAnsi="Arial" w:cs="Arial"/>
+          <w:b/>
+          <w:sz w:val="24"/>
+          <w:szCs w:val="24"/>
+          <w:u w:val="single"/>
+        </w:rPr>
+      </w:pPr>
+      <w:r>
+        <w:rPr>
+          <w:rFonts w:ascii="Arial" w:eastAsia="Times New Roman" w:hAnsi="Arial" w:cs="Arial"/>
+          <w:b/>
+          <w:sz w:val="24"/>
+          <w:szCs w:val="24"/>
+          <w:u w:val="single"/>
+        </w:rPr>
+        <w:t>SUBJECT: REQUEST FOR INCLUSION IN PFRM ACT TRAINING FOR RESEARCH SCIENTISTS</w:t>
+      </w:r>
+    </w:p>
+    <w:p>
+      <w:pPr>
+        <w:spacing w:before="100" w:beforeAutospacing="1" w:after="100" w:afterAutospacing="1" w:line="240" w:lineRule="auto"/>
         <w:jc w:val="both"/>
         <w:rPr>
           <w:rFonts w:ascii="Arial" w:eastAsia="Times New Roman" w:hAnsi="Arial" w:cs="Arial"/>
-          <w:bCs/>
-          <w:sz w:val="24"/>
-          <w:szCs w:val="24"/>
-        </w:rPr>
-      </w:pPr>
-      <w:r>
-        <w:rPr>
-          <w:rFonts w:ascii="Arial" w:eastAsia="Times New Roman" w:hAnsi="Arial" w:cs="Arial"/>
-          <w:sz w:val="24"/>
-          <w:szCs w:val="24"/>
-        </w:rPr>
-        <w:t>I therefore request approval for my inclusion in the training programme and facilitation of the necessary administrative processing.</w:t>
+          <w:sz w:val="24"/>
+          <w:szCs w:val="24"/>
+        </w:rPr>
+      </w:pPr>
+      <w:r>
+        <w:rPr>
+          <w:rFonts w:ascii="Arial" w:eastAsia="Times New Roman" w:hAnsi="Arial" w:cs="Arial"/>
+          <w:sz w:val="24"/>
+          <w:szCs w:val="24"/>
+        </w:rPr>
+        <w:t>Following your</w:t>
+      </w:r>
+      <w:r>
+        <w:rPr>
+          <w:rFonts w:ascii="Arial" w:eastAsia="Times New Roman" w:hAnsi="Arial" w:cs="Arial"/>
+          <w:sz w:val="24"/>
+          <w:szCs w:val="24"/>
+        </w:rPr>
+        <w:t xml:space="preserve"> guidance regarding the </w:t>
+      </w:r>
+      <w:r>
+        <w:rPr>
+          <w:rFonts w:ascii="Arial" w:eastAsia="Times New Roman" w:hAnsi="Arial" w:cs="Arial"/>
+          <w:b/>
+          <w:sz w:val="24"/>
+          <w:szCs w:val="24"/>
+        </w:rPr>
+        <w:t>PFRM Act training</w:t>
+      </w:r>
+      <w:r>
+        <w:rPr>
+          <w:rFonts w:ascii="Arial" w:eastAsia="Times New Roman" w:hAnsi="Arial" w:cs="Arial"/>
+          <w:sz w:val="24"/>
+          <w:szCs w:val="24"/>
+        </w:rPr>
+        <w:t xml:space="preserve"> programme for Research Scientists s</w:t>
+      </w:r>
+      <w:r>
+        <w:rPr>
+          <w:rFonts w:ascii="Arial" w:eastAsia="Times New Roman" w:hAnsi="Arial" w:cs="Arial"/>
+          <w:sz w:val="24"/>
+          <w:szCs w:val="24"/>
+        </w:rPr>
+        <w:t>cheduled to commence on</w:t>
+      </w:r>
+      <w:r>
+        <w:rPr>
+          <w:rFonts w:ascii="Arial" w:eastAsia="Times New Roman" w:hAnsi="Arial" w:cs="Arial"/>
+          <w:sz w:val="24"/>
+          <w:szCs w:val="24"/>
+        </w:rPr>
+        <w:t xml:space="preserve"> 25 May 2026, at KALRO Seeds, Thika, I respectfully submit my request for inclusion and travel facilitation.</w:t>
+      </w:r>
+    </w:p>
+    <w:p>
+      <w:pPr>
+        <w:spacing w:before="100" w:beforeAutospacing="1" w:after="100" w:afterAutospacing="1" w:line="240" w:lineRule="auto"/>
+        <w:jc w:val="both"/>
+        <w:rPr>
+          <w:rFonts w:ascii="Arial" w:eastAsia="Times New Roman" w:hAnsi="Arial" w:cs="Arial"/>
+          <w:sz w:val="24"/>
+          <w:szCs w:val="24"/>
+        </w:rPr>
+      </w:pPr>
+      <w:r>
+        <w:rPr>
+          <w:rFonts w:ascii="Arial" w:eastAsia="Times New Roman" w:hAnsi="Arial" w:cs="Arial"/>
+          <w:sz w:val="24"/>
+          <w:szCs w:val="24"/>
+        </w:rPr>
+        <w:t xml:space="preserve">As the Officer-in-Charge of the Data Science and Analytics Section, currently undertaking these responsibilities under </w:t>
+      </w:r>
+      <w:r>
+        <w:rPr>
+          <w:rFonts w:ascii="Arial" w:eastAsia="Times New Roman" w:hAnsi="Arial" w:cs="Arial"/>
+          <w:b/>
+          <w:sz w:val="24"/>
+          <w:szCs w:val="24"/>
+        </w:rPr>
+        <w:t>Special Duty Assignment</w:t>
+      </w:r>
+      <w:r>
+        <w:rPr>
+          <w:rFonts w:ascii="Arial" w:eastAsia="Times New Roman" w:hAnsi="Arial" w:cs="Arial"/>
+          <w:sz w:val="24"/>
+          <w:szCs w:val="24"/>
+        </w:rPr>
+        <w:t>, my role supports institutional monitoring and evaluation, data systems management, reporting, and policy support functions that contribute to institutional accountability and compliance processes.</w:t>
+      </w:r>
+    </w:p>
+    <w:p>
+      <w:pPr>
+        <w:spacing w:before="100" w:beforeAutospacing="1" w:after="100" w:afterAutospacing="1" w:line="240" w:lineRule="auto"/>
+        <w:jc w:val="both"/>
+        <w:rPr>
+          <w:rFonts w:ascii="Arial" w:eastAsia="Times New Roman" w:hAnsi="Arial" w:cs="Arial"/>
+          <w:sz w:val="24"/>
+          <w:szCs w:val="24"/>
+        </w:rPr>
+      </w:pPr>
+      <w:r>
+        <w:rPr>
+          <w:rFonts w:ascii="Arial" w:eastAsia="Times New Roman" w:hAnsi="Arial" w:cs="Arial"/>
+          <w:sz w:val="24"/>
+          <w:szCs w:val="24"/>
+        </w:rPr>
+        <w:t xml:space="preserve">Participation in this training would strengthen the section’s capacity to align institutional data and reporting systems with </w:t>
+      </w:r>
+      <w:r>
+        <w:rPr>
+          <w:rFonts w:ascii="Arial" w:eastAsia="Times New Roman" w:hAnsi="Arial" w:cs="Arial"/>
+          <w:b/>
+          <w:sz w:val="24"/>
+          <w:szCs w:val="24"/>
+        </w:rPr>
+        <w:t>governance</w:t>
+      </w:r>
+      <w:r>
+        <w:rPr>
+          <w:rFonts w:ascii="Arial" w:eastAsia="Times New Roman" w:hAnsi="Arial" w:cs="Arial"/>
+          <w:sz w:val="24"/>
+          <w:szCs w:val="24"/>
+        </w:rPr>
+        <w:t xml:space="preserve">, </w:t>
+      </w:r>
+      <w:r>
+        <w:rPr>
+          <w:rFonts w:ascii="Arial" w:eastAsia="Times New Roman" w:hAnsi="Arial" w:cs="Arial"/>
+          <w:b/>
+          <w:sz w:val="24"/>
+          <w:szCs w:val="24"/>
+        </w:rPr>
+        <w:t>compliance</w:t>
+      </w:r>
+      <w:r>
+        <w:rPr>
+          <w:rFonts w:ascii="Arial" w:eastAsia="Times New Roman" w:hAnsi="Arial" w:cs="Arial"/>
+          <w:sz w:val="24"/>
+          <w:szCs w:val="24"/>
+        </w:rPr>
+        <w:t xml:space="preserve">, and </w:t>
+      </w:r>
+      <w:r>
+        <w:rPr>
+          <w:rFonts w:ascii="Arial" w:eastAsia="Times New Roman" w:hAnsi="Arial" w:cs="Arial"/>
+          <w:b/>
+          <w:sz w:val="24"/>
+          <w:szCs w:val="24"/>
+        </w:rPr>
+        <w:t>public resource management requirements</w:t>
+      </w:r>
+      <w:r>
+        <w:rPr>
+          <w:rFonts w:ascii="Arial" w:eastAsia="Times New Roman" w:hAnsi="Arial" w:cs="Arial"/>
+          <w:sz w:val="24"/>
+          <w:szCs w:val="24"/>
+        </w:rPr>
+        <w:t>, while also supporting integration of analytics functions into broader institutional accountability frameworks.</w:t>
+      </w:r>
+    </w:p>
+    <w:p>
+      <w:pPr>
+        <w:spacing w:before="100" w:beforeAutospacing="1" w:after="100" w:afterAutospacing="1" w:line="240" w:lineRule="auto"/>
+        <w:jc w:val="both"/>
+        <w:rPr>
+          <w:rFonts w:ascii="Arial" w:eastAsia="Times New Roman" w:hAnsi="Arial" w:cs="Arial"/>
+          <w:sz w:val="24"/>
+          <w:szCs w:val="24"/>
+        </w:rPr>
+      </w:pPr>
+      <w:r>
+        <w:rPr>
+          <w:rFonts w:ascii="Arial" w:eastAsia="Times New Roman" w:hAnsi="Arial" w:cs="Arial"/>
+          <w:sz w:val="24"/>
+          <w:szCs w:val="24"/>
+        </w:rPr>
+        <w:t xml:space="preserve">Considering the operational relevance of the training to the functions currently assigned to the section, I respectfully request urgent approval for my inclusion and the necessary facilitation, noting that </w:t>
+      </w:r>
+      <w:r>
+        <w:rPr>
+          <w:rFonts w:ascii="Arial" w:eastAsia="Times New Roman" w:hAnsi="Arial" w:cs="Arial"/>
+          <w:sz w:val="24"/>
+          <w:szCs w:val="24"/>
+        </w:rPr>
+        <w:t>the workshop will commence on Monday</w:t>
+      </w:r>
+      <w:r>
+        <w:rPr>
+          <w:rFonts w:ascii="Arial" w:eastAsia="Times New Roman" w:hAnsi="Arial" w:cs="Arial"/>
+          <w:sz w:val="24"/>
+          <w:szCs w:val="24"/>
+        </w:rPr>
+        <w:t>.</w:t>
       </w:r>
     </w:p>
     <w:p>
@@ -413,18 +534,15 @@
           <w:szCs w:val="24"/>
         </w:rPr>
         <w:br/>
-        <w:t>Data Science and Analytics</w:t>
-      </w:r>
-    </w:p>
-    <w:p>
-      <w:pPr>
-        <w:spacing w:after="0" w:line="240" w:lineRule="auto"/>
-        <w:rPr>
-          <w:rFonts w:ascii="Arial" w:eastAsia="Times New Roman" w:hAnsi="Arial" w:cs="Arial"/>
-          <w:sz w:val="24"/>
-          <w:szCs w:val="24"/>
-        </w:rPr>
-      </w:pPr>
+      </w:r>
+      <w:r>
+        <w:rPr>
+          <w:rFonts w:ascii="Arial" w:eastAsia="Times New Roman" w:hAnsi="Arial" w:cs="Arial"/>
+          <w:sz w:val="24"/>
+          <w:szCs w:val="24"/>
+        </w:rPr>
+        <w:t>Officer-in-Charge, Data Science and Analytics Section</w:t>
+      </w:r>
     </w:p>
     <w:p>
       <w:pPr>
